--- a/CÔNG TY TNHH VĨNH HIỆP THUẬN/VinhHiepThuan_ThayDoi_CSH_DDPL/HoSo1_ThayDoiCSH_MauSo15.docx
+++ b/CÔNG TY TNHH VĨNH HIỆP THUẬN/VinhHiepThuan_ThayDoi_CSH_DDPL/HoSo1_ThayDoiCSH_MauSo15.docx
@@ -64,7 +64,7 @@
                 <w:szCs w:val="26"/>
                 <w:lang w:val="vi-VN"/>
               </w:rPr>
-              <w:t>CÔNG TY TNHH LỢI KHÁCH</w:t>
+              <w:t>CÔNG TY TNHH VĨNH HIỆP THUẬN</w:t>
             </w:r>
           </w:p>
         </w:tc>
@@ -275,7 +275,7 @@
                 <w:sz w:val="26"/>
                 <w:szCs w:val="26"/>
               </w:rPr>
-              <w:t>2</w:t>
+              <w:t xml:space="preserve"> </w:t>
             </w:r>
             <w:r>
               <w:rPr>
@@ -283,17 +283,23 @@
                 <w:sz w:val="26"/>
                 <w:szCs w:val="26"/>
               </w:rPr>
-              <w:t>6</w:t>
-            </w:r>
-            <w:bookmarkStart w:id="0" w:name="_GoBack"/>
-            <w:bookmarkEnd w:id="0"/>
+              <w:t xml:space="preserve"> tháng </w:t>
+            </w:r>
             <w:r>
               <w:rPr>
                 <w:rFonts w:eastAsia="Times New Roman"/>
                 <w:sz w:val="26"/>
                 <w:szCs w:val="26"/>
               </w:rPr>
-              <w:t xml:space="preserve"> tháng 06 năm 2026</w:t>
+              <w:t xml:space="preserve"> </w:t>
+            </w:r>
+            <w:r>
+              <w:rPr>
+                <w:rFonts w:eastAsia="Times New Roman"/>
+                <w:sz w:val="26"/>
+                <w:szCs w:val="26"/>
+              </w:rPr>
+              <w:t xml:space="preserve"> năm 2026</w:t>
             </w:r>
           </w:p>
         </w:tc>
@@ -477,7 +483,7 @@
           <w:szCs w:val="26"/>
           <w:lang w:val="vi-VN"/>
         </w:rPr>
-        <w:t>CÔNG TY TNHH LỢI KHÁCH</w:t>
+        <w:t>CÔNG TY TNHH VĨNH HIỆP THUẬN</w:t>
       </w:r>
     </w:p>
     <w:p>
@@ -506,7 +512,7 @@
           <w:sz w:val="24"/>
           <w:szCs w:val="24"/>
         </w:rPr>
-        <w:t>3703394561</w:t>
+        <w:t>3703042256</w:t>
       </w:r>
     </w:p>
     <w:p>
@@ -807,7 +813,7 @@
           <w:szCs w:val="26"/>
           <w:lang w:val="sv-SE"/>
         </w:rPr>
-        <w:t>TRẦN THỊ THIỆN</w:t>
+        <w:t>LƯƠNG THỊ HỒNG HOA</w:t>
       </w:r>
     </w:p>
     <w:p>
@@ -840,7 +846,7 @@
           <w:szCs w:val="26"/>
           <w:lang w:val="sv-SE"/>
         </w:rPr>
-        <w:t>02/05/2001</w:t>
+        <w:t>01/01/1959</w:t>
       </w:r>
     </w:p>
     <w:p>
@@ -903,7 +909,7 @@
           <w:szCs w:val="28"/>
         </w:rPr>
       </w:pPr>
-      <w:bookmarkStart w:id="1" w:name="_Hlk185520090"/>
+      <w:bookmarkStart w:id="0" w:name="_Hlk185520090"/>
       <w:r>
         <w:rPr>
           <w:rFonts w:eastAsia="Times New Roman"/>
@@ -912,13 +918,13 @@
         </w:rPr>
         <w:t xml:space="preserve">Số định danh cá nhân: </w:t>
       </w:r>
-      <w:bookmarkEnd w:id="1"/>
-      <w:r>
-        <w:rPr>
-          <w:sz w:val="28"/>
-          <w:szCs w:val="28"/>
-        </w:rPr>
-        <w:t>040301022006</w:t>
+      <w:bookmarkEnd w:id="0"/>
+      <w:r>
+        <w:rPr>
+          <w:sz w:val="28"/>
+          <w:szCs w:val="28"/>
+        </w:rPr>
+        <w:t>094159001639</w:t>
       </w:r>
     </w:p>
     <w:p>
@@ -979,7 +985,7 @@
           <w:sz w:val="24"/>
           <w:szCs w:val="24"/>
         </w:rPr>
-        <w:t>Hộ Phan Văn Hùng, Tổ 5, Khu Phố 4</w:t>
+        <w:t>số 19/9 khu phố đông b</w:t>
       </w:r>
     </w:p>
     <w:p>
@@ -1004,7 +1010,7 @@
           <w:sz w:val="24"/>
           <w:szCs w:val="24"/>
         </w:rPr>
-        <w:t>Phường Tân Uyên</w:t>
+        <w:t>Phường Đông Hòa</w:t>
       </w:r>
     </w:p>
     <w:p>
@@ -3652,7 +3658,7 @@
                 <w:szCs w:val="26"/>
                 <w:lang w:val="sv-SE"/>
               </w:rPr>
-              <w:t>TRẦN THỊ THIỆN</w:t>
+              <w:t>LƯƠNG THỊ HỒNG HOA</w:t>
             </w:r>
           </w:p>
         </w:tc>
@@ -3724,6 +3730,8 @@
                 <w:szCs w:val="26"/>
               </w:rPr>
             </w:pPr>
+            <w:bookmarkStart w:id="1" w:name="_GoBack"/>
+            <w:bookmarkEnd w:id="1"/>
             <w:r>
               <w:rPr>
                 <w:b/>
@@ -3731,7 +3739,7 @@
                 <w:sz w:val="26"/>
                 <w:szCs w:val="26"/>
               </w:rPr>
-              <w:t>PHẠM THỊ THÚY ANH</w:t>
+              <w:t>LƯƠNG THỊ CẨM XUYẾN</w:t>
             </w:r>
           </w:p>
         </w:tc>
